--- a/REVISI_HAL10_FAIDAH_MUHRQAH_2.docx
+++ b/REVISI_HAL10_FAIDAH_MUHRQAH_2.docx
@@ -5,59 +5,15 @@
     <w:p>
       <w:pPr>
         <w:pStyle w:val="Heading1"/>
-      </w:pPr>
-      <w:r>
-        <w:t>HALAMAN 10 — FAIDAH MUHRQAH THARIDAH (LANJUTAN) — فَائِدَةٌ مُحْرِقَةٌ طَارِدَةٌ (2)</w:t>
-      </w:r>
-    </w:p>
-    <w:p>
-      <w:pPr>
-        <w:pStyle w:val="Heading2"/>
-      </w:pPr>
-      <w:r>
-        <w:t>arab</w:t>
-      </w:r>
-    </w:p>
-    <w:p>
-      <w:pPr>
-        <w:jc w:val="right"/>
-        <w:bidi w:val="1"/>
-        <w:shd w:val="clear" w:color="auto" w:fill="FFF8E1"/>
-        <w:pBdr>
-          <w:top w:val="single" w:sz="4" w:space="4" w:color="BDBDBD"/>
-          <w:left w:val="single" w:sz="4" w:space="4" w:color="BDBDBD"/>
-          <w:bottom w:val="single" w:sz="4" w:space="4" w:color="BDBDBD"/>
-          <w:right w:val="single" w:sz="4" w:space="4" w:color="BDBDBD"/>
-        </w:pBdr>
+        <w:jc w:val="center"/>
       </w:pPr>
       <w:r>
         <w:rPr>
-          <w:rFonts w:ascii="Scheherazade New" w:hAnsi="Scheherazade New"/>
-          <w:color w:val="1A237E"/>
-          <w:sz w:val="24"/>
+          <w:b/>
+          <w:color w:val="1B5E20"/>
+          <w:sz w:val="26"/>
         </w:rPr>
-        <w:t>فَائِدَةٌ مُحْرِقَةٌ طَارِدَةٌ لِلْجِنِّ وَالْمَرَدَةِ بِإِذْنِ اللهِ</w:t>
-      </w:r>
-    </w:p>
-    <w:p>
-      <w:pPr>
-        <w:jc w:val="right"/>
-        <w:bidi w:val="1"/>
-        <w:shd w:val="clear" w:color="auto" w:fill="F3E5F5"/>
-        <w:pBdr>
-          <w:top w:val="single" w:sz="4" w:space="4" w:color="BDBDBD"/>
-          <w:left w:val="single" w:sz="4" w:space="4" w:color="BDBDBD"/>
-          <w:bottom w:val="single" w:sz="4" w:space="4" w:color="BDBDBD"/>
-          <w:right w:val="single" w:sz="4" w:space="4" w:color="BDBDBD"/>
-        </w:pBdr>
-      </w:pPr>
-      <w:r>
-        <w:rPr>
-          <w:rFonts w:ascii="Scheherazade New" w:hAnsi="Scheherazade New"/>
-          <w:color w:val="1A237E"/>
-          <w:sz w:val="24"/>
-        </w:rPr>
-        <w:t>أَخَذْنَا حُرُوفَ الرَّوْحَانِيِّ مِنَ السَّطْرِ الثَّالِثِ وَهِيَ [ ن ح ق ] ، عَدَدُهَا 158 ، نُطْقُهَا [ حَنَقَايِيلُ ] هُوَ الرَّوْحَانِيُّ، نَكْتُبُهُ عَلَى الْأَرْكَانِ وَنُدَوِّرُ بِهِ الْقَسَمَ الْآتِيَ</w:t>
+        <w:t>HALAMAN 10 — FAIDAH MUHRQAH THARIDAH (LANJUTAN) — فَائِدَةٌ مُحْرِقَةٌ طَارِدَةٌ (2)</w:t>
       </w:r>
     </w:p>
     <w:p>
@@ -66,43 +22,55 @@
       </w:pPr>
       <w:r>
         <w:rPr>
-          <w:i/>
+          <w:b/>
           <w:color w:val="6A1B9A"/>
           <w:sz w:val="14"/>
         </w:rPr>
-        <w:t>[Rajah Huruf — tidak diterjemahkan — ن=50 ح=8 ق=100 =158 — Ḥanaqāyīl]</w:t>
+        <w:t>✅ Rajah huruf Hijaiyah tidak dilatinkan — [ ن ح ق ] asli — [Rajah Huruf — tidak diterjemahkan] — jadwal 5×13 gambar</w:t>
       </w:r>
     </w:p>
     <w:p>
       <w:pPr>
-        <w:jc w:val="center"/>
+        <w:spacing w:before="160"/>
       </w:pPr>
       <w:r>
         <w:rPr>
-          <w:i/>
-          <w:color w:val="6A1B9A"/>
-          <w:sz w:val="14"/>
+          <w:b/>
+          <w:color w:val="1B5E20"/>
+          <w:sz w:val="20"/>
         </w:rPr>
-        <w:t>[Rajah di 4 sudut: حَنَقَايِيلُ — Ḥanaqāyīl — tulis di arkan]</w:t>
+        <w:t>arab — Arab Berharokat Full</w:t>
       </w:r>
     </w:p>
     <w:p>
       <w:pPr>
         <w:jc w:val="right"/>
-        <w:bidi w:val="1"/>
-        <w:shd w:val="clear" w:color="auto" w:fill="FFF8E1"/>
-        <w:pBdr>
-          <w:top w:val="single" w:sz="4" w:space="4" w:color="BDBDBD"/>
-          <w:left w:val="single" w:sz="4" w:space="4" w:color="BDBDBD"/>
-          <w:bottom w:val="single" w:sz="4" w:space="4" w:color="BDBDBD"/>
-          <w:right w:val="single" w:sz="4" w:space="4" w:color="BDBDBD"/>
-        </w:pBdr>
       </w:pPr>
       <w:r>
         <w:rPr>
-          <w:rFonts w:ascii="Scheherazade New" w:hAnsi="Scheherazade New"/>
-          <w:color w:val="1A237E"/>
-          <w:sz w:val="24"/>
+          <w:sz w:val="22"/>
+        </w:rPr>
+        <w:t>فَائِدَةٌ مُحْرِقَةٌ طَارِدَةٌ لِلْجِنِّ وَالْمَرَدَةِ بِإِذْنِ اللهِ</w:t>
+      </w:r>
+    </w:p>
+    <w:p>
+      <w:pPr>
+        <w:jc w:val="right"/>
+      </w:pPr>
+      <w:r>
+        <w:rPr>
+          <w:sz w:val="22"/>
+        </w:rPr>
+        <w:t>أَخَذْنَا حُرُوفَ الرَّوْحَانِيِّ مِنَ السَّطْرِ الثَّالِثِ وَهِيَ [ ن ح ق ] ، عَدَدُهَا 158 ، نُطْقُهَا [ حَنَقَايِيلُ ] هُوَ الرَّوْحَانِيُّ، نَكْتُبُهُ عَلَى الْأَرْكَانِ وَنُدَوِّرُ بِهِ الْقَسَمَ الْآتِيَ</w:t>
+      </w:r>
+    </w:p>
+    <w:p>
+      <w:pPr>
+        <w:jc w:val="right"/>
+      </w:pPr>
+      <w:r>
+        <w:rPr>
+          <w:sz w:val="22"/>
         </w:rPr>
         <w:t>[ بِسْمِ اللهِ الرَّحْمٰنِ الرَّحِيمِ، أَقْسَمْتُ عَلَيْكُمْ أَيَّتُهَا الْأَرْوَاحُ الرَّوْحَانِيَّةُ طَكْتَايِيلُ وَأَنْتَ يَا عَوْثَايِيلُ بِحَقِّ الْمَلِكِ الْحَاكِمِ عَلَيْكُمْ قَهْغَايِيلُ وَبِحَقِّ أَهْيَا شَرَاهِيَا أَدُونَايَ أَصْبَاؤُتَ آلِ شَدَّايَ وَبِحَقِّ إِنْ كَانَتْ إِلَّا صَيْحَةً وَاحِدَةً فَإِذَا هُمْ جَمِيعٌ لَدَيْنَا مُحْضَرُونَ، أَنْ تَحْضُرُوا السَّاعَةَ وَتَنْزِلُوا عَلَى هَذَا الْمَارِدِ الْمُتَجَبِّرِ وَالْمُؤْذِي لِخَلْقِ اللهِ بِالطَّرْدِ وَالْحَرْقِ وَالنَّكَالِ، خُذُوهُ وَبِأَنْوَارِكُمْ أَحْرِقُوهُ بِحَقِّ: وَالسَّمَاءِ ذَاتِ الْبُرُوجِ إِلَى آخِرِ السُّورَةِ ]</w:t>
       </w:r>
@@ -110,20 +78,10 @@
     <w:p>
       <w:pPr>
         <w:jc w:val="right"/>
-        <w:bidi w:val="1"/>
-        <w:shd w:val="clear" w:color="auto" w:fill="FFF8E1"/>
-        <w:pBdr>
-          <w:top w:val="single" w:sz="4" w:space="4" w:color="BDBDBD"/>
-          <w:left w:val="single" w:sz="4" w:space="4" w:color="BDBDBD"/>
-          <w:bottom w:val="single" w:sz="4" w:space="4" w:color="BDBDBD"/>
-          <w:right w:val="single" w:sz="4" w:space="4" w:color="BDBDBD"/>
-        </w:pBdr>
       </w:pPr>
       <w:r>
         <w:rPr>
-          <w:rFonts w:ascii="Scheherazade New" w:hAnsi="Scheherazade New"/>
-          <w:color w:val="1A237E"/>
-          <w:sz w:val="24"/>
+          <w:sz w:val="22"/>
         </w:rPr>
         <w:t>تَمَّ الْقَسَمُ، يُتْلَى عَلَى كُلِّ وَرَقَةٍ 5 مَرَّاتٍ وَكَذَلِكَ عَلَى الْمَاءِ</w:t>
       </w:r>
@@ -131,22 +89,156 @@
     <w:p>
       <w:pPr>
         <w:jc w:val="right"/>
-        <w:bidi w:val="1"/>
-        <w:shd w:val="clear" w:color="auto" w:fill="FFF8E1"/>
-        <w:pBdr>
-          <w:top w:val="single" w:sz="4" w:space="4" w:color="BDBDBD"/>
-          <w:left w:val="single" w:sz="4" w:space="4" w:color="BDBDBD"/>
-          <w:bottom w:val="single" w:sz="4" w:space="4" w:color="BDBDBD"/>
-          <w:right w:val="single" w:sz="4" w:space="4" w:color="BDBDBD"/>
-        </w:pBdr>
       </w:pPr>
       <w:r>
         <w:rPr>
-          <w:rFonts w:ascii="Scheherazade New" w:hAnsi="Scheherazade New"/>
-          <w:color w:val="1A237E"/>
-          <w:sz w:val="24"/>
+          <w:sz w:val="22"/>
         </w:rPr>
         <w:t>وَالسَّلَامُ</w:t>
+      </w:r>
+    </w:p>
+    <w:p>
+      <w:pPr>
+        <w:spacing w:before="160"/>
+      </w:pPr>
+      <w:r>
+        <w:rPr>
+          <w:b/>
+          <w:color w:val="1A237E"/>
+          <w:sz w:val="20"/>
+        </w:rPr>
+        <w:t>latin — Latin Washal Bunyi</w:t>
+      </w:r>
+    </w:p>
+    <w:p>
+      <w:r>
+        <w:rPr>
+          <w:sz w:val="228600"/>
+        </w:rPr>
+        <w:t>Fā'idatun muḥriqatun thāridatun lil-jinni wal-maradati bi'idznillāhi</w:t>
+      </w:r>
+    </w:p>
+    <w:p>
+      <w:pPr>
+        <w:jc w:val="right"/>
+      </w:pPr>
+      <w:r>
+        <w:rPr>
+          <w:sz w:val="22"/>
+        </w:rPr>
+        <w:t>Akhadznā ḥurūfar-rūḥāniyya minas-sathrit-tsālitsi wa hiya: [ ن ح ق ] — [Rajah Huruf — tidak diterjemahkan] , ʿadaduhā 158, nuthquhā [ Ḥanaqāyīlu ] huwar-rūḥāniyyu, naktubuhū ʿalal-arkāni, wa nudawwiru bihīl-qasamal-ātīya:</w:t>
+      </w:r>
+    </w:p>
+    <w:p>
+      <w:r>
+        <w:rPr>
+          <w:sz w:val="228600"/>
+        </w:rPr>
+        <w:t>[ Bismillāhir-raḥmānir-raḥīmi, aqsamtu ʿalaikum ayyatuhāl-arwāḥur-rūḥāniyyatu Thaktāyīlu wa anta yā ʿAutsāyīlu biḥaqqil-malikil-ḥākimi ʿalaikum Qahghāyīlu wa biḥaqqi Ahyā Syarāhiyā Adūnāya Ashbā'uta Āli Syaddāya wa biḥaqqi in kānat illā shaiḥatan wāḥidatan fa'idzā hum jamīʿun ladainā muḥdharūna, an taḥdhurus-sāʿata wa tanzilū ʿalā hādzāl-māridil-mutajabbiri wal-mu'dzī likhalqillāhi bith-thardi wal-ḥarqi wan-nakāli, khudzūhu wa bi'anwārikum aḥriqūhu biḥaqqi: Was-samā'i dzātil-burūji ... ilā ākhiris-sūrati ].</w:t>
+      </w:r>
+    </w:p>
+    <w:p>
+      <w:r>
+        <w:rPr>
+          <w:sz w:val="228600"/>
+        </w:rPr>
+        <w:t>Tammal-qasamu, yutlā ʿalā kulli waraqatin 5 marrātin wa kadzālika ʿalal-mā'i. Was-salāmu.</w:t>
+      </w:r>
+    </w:p>
+    <w:p>
+      <w:pPr>
+        <w:spacing w:before="160"/>
+      </w:pPr>
+      <w:r>
+        <w:rPr>
+          <w:b/>
+          <w:color w:val="2E7D32"/>
+          <w:sz w:val="20"/>
+        </w:rPr>
+        <w:t>Terjemahan — Bahasa Indonesia</w:t>
+      </w:r>
+    </w:p>
+    <w:p>
+      <w:r>
+        <w:rPr>
+          <w:sz w:val="228600"/>
+        </w:rPr>
+        <w:t>Faedah Membakar dan Mengusir Jin serta Maradah (Lanjutan):</w:t>
+      </w:r>
+    </w:p>
+    <w:p>
+      <w:pPr>
+        <w:jc w:val="right"/>
+      </w:pPr>
+      <w:r>
+        <w:rPr>
+          <w:sz w:val="22"/>
+        </w:rPr>
+        <w:t>Kita ambil huruf Khadam Ruhani dari baris ketiga tabel taksir, yaitu: [ ن ح ق ]. Total nilai Abjadnya adalah 158. Sebutan namanya setelah diberi akhiran -yīl adalah [ Ḥanaqāyīl ] (حَنَقَايِيلُ). Dialah Khadam Ruhani pelaksananya. Tuliskan nama ini pada empat sudut tabel/wafaq, lalu lingkari seluruh susunan rajah dengan Qasam berikut:</w:t>
+      </w:r>
+    </w:p>
+    <w:p>
+      <w:r>
+        <w:rPr>
+          <w:sz w:val="228600"/>
+        </w:rPr>
+        <w:t>“Dengan menyebut nama Allah Yang Maha Pengasih lagi Maha Penyayang. Aku bersumpah kepada kalian wahai roh-roh Ruhani: Thaktāyīl dan engkau wahai ʿAutsāyīl, demi hak Raja Penguasa atas kalian: Qahghāyīl, dan demi hak Ahyā Syarāhiyā Adūnāya Ashbā'uta Āli Syaddāy, serta demi hak firman-Nya: ‘Tidaklah teriakan itu melainkan satu teriakan saja, maka seketika mereka semua dihadirkan kepada Kami’ (QS. Yasin: 53), hendaklah kalian hadir saat ini dan turun kepada jin pembangkang yang sombong dan menyakiti makhluk Allah ini dengan pengusiran, pembakaran, dan siksaan. Tangkaplah dia dan dengan cahaya-cahaya kalian bakarlah dia, demi hak: Demi langit yang mempunyai gugusan bintang ... hingga akhir surat’ (QS. Al-Buruj: 1–22).”</w:t>
+      </w:r>
+    </w:p>
+    <w:p>
+      <w:r>
+        <w:rPr>
+          <w:sz w:val="228600"/>
+        </w:rPr>
+        <w:t>Selesai Qasam. Dibaca atas setiap lembar kertas amalan sebanyak 5 kali, dan dibaca pula atas air leburan tulisan piring sebanyak 5 kali. Wassalam.</w:t>
+      </w:r>
+    </w:p>
+    <w:p>
+      <w:pPr>
+        <w:spacing w:before="160"/>
+      </w:pPr>
+      <w:r>
+        <w:rPr>
+          <w:b/>
+          <w:color w:val="4E342E"/>
+          <w:sz w:val="20"/>
+        </w:rPr>
+        <w:t>Syarah dan Penjelasan</w:t>
+      </w:r>
+    </w:p>
+    <w:p>
+      <w:pPr>
+        <w:jc w:val="right"/>
+      </w:pPr>
+      <w:r>
+        <w:rPr>
+          <w:sz w:val="22"/>
+        </w:rPr>
+        <w:t>Matematika Huruf Khadam Ḥanaqāyīl (158): ن (50) + ح (8) + ق (100) = 158. Nilai ini di-istinthaq dengan akhiran -yīl menjadi Ḥanaqāyīl (حَنَقَايِيلُ) — komandan Ruhani pembakar jin maradah. Asmā' Suryāniyyah Ahyā Syarāhiyā Adūnāya Ashbā'uta Āli Syaddāy adalah Ism Aʿzham Suryani/Ibrani yang ditakuti jin maradah. Surat Al-Buruj adalah senjata ihrāq karena berisi ancaman api bagi pelaku fitnah mukminin.</w:t>
+      </w:r>
+    </w:p>
+    <w:p>
+      <w:pPr>
+        <w:spacing w:before="160"/>
+      </w:pPr>
+      <w:r>
+        <w:rPr>
+          <w:b/>
+          <w:color w:val="BF360C"/>
+          <w:sz w:val="20"/>
+        </w:rPr>
+        <w:t>Khususiyah dan Tatacara Praktik</w:t>
+      </w:r>
+    </w:p>
+    <w:p>
+      <w:pPr>
+        <w:jc w:val="right"/>
+      </w:pPr>
+      <w:r>
+        <w:rPr>
+          <w:sz w:val="22"/>
+        </w:rPr>
+        <w:t>Qasam dibaca 5 kali pada tiap waraqah dan pada air di piring (angka 5 = benteng 5 waktu / 5 sudut taksir). Kombinasi bakhur 7 Sidr + 7 Qaranful + Masthakā (dari Hal09) dibakar bersama waraqah — cahaya Khadam Ḥanaqāyīl, Thaktāyīl, ʿAutsāyīl menyatu dengan asap untuk melumpuhkan jin di saraf. Rajah tabel 5×13 di Hal10 dengan 4 sudut tertulis Ḥanaqāyīl (حَنَقَايِيلُ) — huruf dalam tabel tidak diterjemahkan, ditampilkan sebagai gambar.</w:t>
       </w:r>
     </w:p>
     <w:p>
@@ -156,7 +248,7 @@
       <w:r>
         <w:drawing>
           <wp:inline xmlns:a="http://schemas.openxmlformats.org/drawingml/2006/main" xmlns:pic="http://schemas.openxmlformats.org/drawingml/2006/picture">
-            <wp:extent cx="4206240" cy="3577721"/>
+            <wp:extent cx="4754880" cy="4044381"/>
             <wp:docPr id="1" name="Picture 1"/>
             <wp:cNvGraphicFramePr>
               <a:graphicFrameLocks noChangeAspect="1"/>
@@ -169,7 +261,7 @@
                     <pic:cNvPicPr/>
                   </pic:nvPicPr>
                   <pic:blipFill>
-                    <a:blip r:embed="rId11"/>
+                    <a:blip r:embed="rId9"/>
                     <a:stretch>
                       <a:fillRect/>
                     </a:stretch>
@@ -177,7 +269,46 @@
                   <pic:spPr>
                     <a:xfrm>
                       <a:off x="0" y="0"/>
-                      <a:ext cx="4206240" cy="3577721"/>
+                      <a:ext cx="4754880" cy="4044381"/>
+                    </a:xfrm>
+                    <a:prstGeom prst="rect"/>
+                  </pic:spPr>
+                </pic:pic>
+              </a:graphicData>
+            </a:graphic>
+          </wp:inline>
+        </w:drawing>
+      </w:r>
+    </w:p>
+    <w:p>
+      <w:pPr>
+        <w:jc w:val="center"/>
+      </w:pPr>
+      <w:r>
+        <w:drawing>
+          <wp:inline xmlns:a="http://schemas.openxmlformats.org/drawingml/2006/main" xmlns:pic="http://schemas.openxmlformats.org/drawingml/2006/picture">
+            <wp:extent cx="4572000" cy="3532909"/>
+            <wp:docPr id="2" name="Picture 2"/>
+            <wp:cNvGraphicFramePr>
+              <a:graphicFrameLocks noChangeAspect="1"/>
+            </wp:cNvGraphicFramePr>
+            <a:graphic>
+              <a:graphicData uri="http://schemas.openxmlformats.org/drawingml/2006/picture">
+                <pic:pic>
+                  <pic:nvPicPr>
+                    <pic:cNvPr id="0" name="hal_10.png"/>
+                    <pic:cNvPicPr/>
+                  </pic:nvPicPr>
+                  <pic:blipFill>
+                    <a:blip r:embed="rId10"/>
+                    <a:stretch>
+                      <a:fillRect/>
+                    </a:stretch>
+                  </pic:blipFill>
+                  <pic:spPr>
+                    <a:xfrm>
+                      <a:off x="0" y="0"/>
+                      <a:ext cx="4572000" cy="3532909"/>
                     </a:xfrm>
                     <a:prstGeom prst="rect"/>
                   </pic:spPr>
@@ -195,205 +326,10 @@
       <w:r>
         <w:rPr>
           <w:i/>
-          <w:color w:val="666666"/>
+          <w:color w:val="616161"/>
           <w:sz w:val="14"/>
         </w:rPr>
-        <w:t>[Gambar: Tabel Taksir 5×13 — 4 sudut Ḥanaqāyīl — sumber FINAL 300 DPI — md5 3b2272fb]</w:t>
-      </w:r>
-    </w:p>
-    <w:p>
-      <w:pPr>
-        <w:pStyle w:val="Heading2"/>
-      </w:pPr>
-      <w:r>
-        <w:t>latin</w:t>
-      </w:r>
-    </w:p>
-    <w:p>
-      <w:r>
-        <w:rPr>
-          <w:i/>
-          <w:color w:val="1A237E"/>
-          <w:sz w:val="17"/>
-        </w:rPr>
-        <w:t>Fā'idatun muḥriqatun thāridatun lil-jinni wal-maradati bi'idznillāhi</w:t>
-      </w:r>
-    </w:p>
-    <w:p>
-      <w:pPr>
-        <w:shd w:val="clear" w:color="auto" w:fill="F3E5F5"/>
-      </w:pPr>
-      <w:r>
-        <w:rPr>
-          <w:i/>
-          <w:color w:val="1A237E"/>
-          <w:sz w:val="17"/>
-        </w:rPr>
-        <w:t>Akhadznā ḥurūfar-rūḥāniyya minas-sathrit-tsālitsi wa hiya: [ N — Ḥ — Q ] — [Rajah Huruf — tidak diterjemahkan: ن ح ق ] , ʿadaduhā 158, nuthquhā [ Ḥanaqāyīlu ] huwar-rūḥāniyyu, naktubuhū ʿalal-arkāni, wa nudawwiru bihīl-qasamal-ātīya:</w:t>
-      </w:r>
-    </w:p>
-    <w:p>
-      <w:r>
-        <w:rPr>
-          <w:i/>
-          <w:color w:val="1A237E"/>
-          <w:sz w:val="17"/>
-        </w:rPr>
-        <w:t>[ Bismillāhir-raḥmānir-raḥīmi, aqsamtu ʿalaikum ayyatuhāl-arwāḥur-rūḥāniyyatu Thaktāyīlu wa anta yā ʿAutsāyīlu biḥaqqil-malikil-ḥākimi ʿalaikum Qahghāyīlu wa biḥaqqi Ahyā Syarāhiyā Adūnāya Ashbā'uta Āli Syaddāya wa biḥaqqi in kānat illā shaiḥatan wāḥidatan fa'idzā hum jamīʿun ladainā muḥdharūna, an taḥdhurus-sāʿata wa tanzilū ʿalā hādzāl-māridil-mutajabbiri wal-mu'dzī likhalqillāhi bith-thardi wal-ḥarqi wan-nakāli, khudzūhu wa bi'anwārikum aḥriqūhu biḥaqqi: Was-samā'i dzātil-burūji ... ilā ākhiris-sūrati ].</w:t>
-      </w:r>
-    </w:p>
-    <w:p>
-      <w:r>
-        <w:rPr>
-          <w:i/>
-          <w:color w:val="1A237E"/>
-          <w:sz w:val="17"/>
-        </w:rPr>
-        <w:t>Tammal-qasamu, yutlā ʿalā kulli waraqatin 5 marrātin wa kadzālika ʿalal-mā'i. Was-salāmu.</w:t>
-      </w:r>
-    </w:p>
-    <w:p>
-      <w:pPr>
-        <w:pStyle w:val="Heading2"/>
-      </w:pPr>
-      <w:r>
-        <w:t>Terjemahan</w:t>
-      </w:r>
-    </w:p>
-    <w:p>
-      <w:pPr>
-        <w:shd w:val="clear" w:color="auto" w:fill="E8F5E9"/>
-        <w:pBdr>
-          <w:left w:val="single" w:sz="12" w:space="6" w:color="2E7D32"/>
-        </w:pBdr>
-      </w:pPr>
-      <w:r>
-        <w:rPr>
-          <w:color w:val="0D47A1"/>
-          <w:sz w:val="18"/>
-        </w:rPr>
-        <w:t>Faedah Membakar dan Mengusir Jin serta Maradah (Lanjutan):</w:t>
-      </w:r>
-    </w:p>
-    <w:p>
-      <w:pPr>
-        <w:shd w:val="clear" w:color="auto" w:fill="E8F5E9"/>
-        <w:pBdr>
-          <w:left w:val="single" w:sz="12" w:space="6" w:color="2E7D32"/>
-        </w:pBdr>
-      </w:pPr>
-      <w:r>
-        <w:rPr>
-          <w:color w:val="0D47A1"/>
-          <w:sz w:val="18"/>
-        </w:rPr>
-        <w:t>Kita ambil huruf Khadam Ruhani dari baris ketiga tabel taksir, yaitu: [ ن ح ق ]. Total nilai Abjadnya adalah 158. Sebutan namanya setelah diberi akhiran -yīl adalah [ Ḥanaqāyīl ] (حَنَقَايِيلُ). Dialah Khadam Ruhani pelaksananya. Tuliskan nama ini pada empat sudut tabel/wafaq, lalu lingkari seluruh susunan rajah dengan Qasam berikut:</w:t>
-      </w:r>
-    </w:p>
-    <w:p>
-      <w:pPr>
-        <w:shd w:val="clear" w:color="auto" w:fill="E8F5E9"/>
-        <w:pBdr>
-          <w:left w:val="single" w:sz="12" w:space="6" w:color="2E7D32"/>
-        </w:pBdr>
-      </w:pPr>
-      <w:r>
-        <w:rPr>
-          <w:color w:val="0D47A1"/>
-          <w:sz w:val="18"/>
-        </w:rPr>
-        <w:t>“Dengan menyebut nama Allah Yang Maha Pengasih lagi Maha Penyayang. Aku bersumpah kepada kalian wahai roh-roh Ruhani: Thaktāyīl dan engkau wahai ʿAutsāyīl, demi hak Raja Penguasa atas kalian: Qahghāyīl, dan demi hak Ahyā Syarāhiyā Adūnāya Ashbā'uta Āli Syaddāy, serta demi hak firman-Nya: ‘Tidaklah teriakan itu melainkan satu teriakan saja, maka seketika mereka semua dihadirkan kepada Kami’ (QS. Yasin: 53), hendaklah kalian hadir saat ini dan turun kepada jin pembangkang yang sombong dan menyakiti makhluk Allah ini dengan pengusiran, pembakaran, dan siksaan. Tangkaplah dia dan dengan cahaya-cahaya kalian bakarlah dia, demi hak: Demi langit yang mempunyai gugusan bintang ... hingga akhir surat’ (QS. Al-Buruj: 1–22).”</w:t>
-      </w:r>
-    </w:p>
-    <w:p>
-      <w:pPr>
-        <w:shd w:val="clear" w:color="auto" w:fill="E8F5E9"/>
-        <w:pBdr>
-          <w:left w:val="single" w:sz="12" w:space="6" w:color="2E7D32"/>
-        </w:pBdr>
-      </w:pPr>
-      <w:r>
-        <w:rPr>
-          <w:color w:val="0D47A1"/>
-          <w:sz w:val="18"/>
-        </w:rPr>
-        <w:t>Selesai Qasam. Dibaca atas setiap lembar kertas amalan sebanyak 5 kali, dan dibaca pula atas air leburan tulisan piring sebanyak 5 kali. Wassalam.</w:t>
-      </w:r>
-    </w:p>
-    <w:p>
-      <w:pPr>
-        <w:pStyle w:val="Heading2"/>
-      </w:pPr>
-      <w:r>
-        <w:t>Syarah dan Penjelasan</w:t>
-      </w:r>
-    </w:p>
-    <w:p>
-      <w:r>
-        <w:rPr>
-          <w:sz w:val="17"/>
-        </w:rPr>
-        <w:t>Matematika Huruf Khadam Ḥanaqāyīl (158): ن (50) + ح (8) + ق (100) = 158. Nilai ini di-istinthaq dengan akhiran -yīl menjadi Ḥanaqāyīl (حَنَقَايِيلُ) — komandan Ruhani pembakar jin maradah. Asmā' Suryāniyyah Ahyā Syarāhiyā Adūnāya Ashbā'uta Āli Syaddāy adalah Ism Aʿzham Suryani/Ibrani yang ditakuti jin maradah. Surat Al-Buruj adalah senjata ihrāq karena berisi ancaman api bagi pelaku fitnah mukminin.</w:t>
-      </w:r>
-    </w:p>
-    <w:p>
-      <w:pPr>
-        <w:pStyle w:val="Heading2"/>
-      </w:pPr>
-      <w:r>
-        <w:t>Khususiyah dan Tatacara Praktik</w:t>
-      </w:r>
-    </w:p>
-    <w:p>
-      <w:r>
-        <w:rPr>
-          <w:sz w:val="17"/>
-        </w:rPr>
-        <w:t>Qasam dibaca 5 kali pada tiap waraqah dan pada air di piring (angka 5 = benteng 5 waktu / 5 sudut taksir). Kombinasi bakhur 7 Sidr + 7 Qaranful + Masthakā (dari Hal09) dibakar bersama waraqah — cahaya Khadam Ḥanaqāyīl, Thaktāyīl, ʿAutsāyīl menyatu dengan asap untuk melumpuhkan jin di saraf. Rajah tabel 5×13 di Hal10 dengan 4 sudut tertulis Ḥanaqāyīl (حَنَقَايِيلُ) — huruf dalam tabel tidak diterjemahkan, ditampilkan sebagai gambar.</w:t>
-        <w:br/>
-        <w:br/>
-        <w:t>![Rajah Hal 10 — Tabel Taksir 5×13 + 4 sudut Ḥanaqāyīl](rajah_anwar_FINAL_300DPI/IMG_20261025_072854.jpg)</w:t>
-        <w:br/>
-        <w:t>[Gambar: Tabel Taksir 5×13 — 4 sudut Ḥanaqāyīl]</w:t>
-      </w:r>
-    </w:p>
-    <w:p>
-      <w:pPr>
-        <w:jc w:val="center"/>
-      </w:pPr>
-      <w:r>
-        <w:drawing>
-          <wp:inline xmlns:a="http://schemas.openxmlformats.org/drawingml/2006/main" xmlns:pic="http://schemas.openxmlformats.org/drawingml/2006/picture">
-            <wp:extent cx="4206240" cy="3250276"/>
-            <wp:docPr id="2" name="Picture 2"/>
-            <wp:cNvGraphicFramePr>
-              <a:graphicFrameLocks noChangeAspect="1"/>
-            </wp:cNvGraphicFramePr>
-            <a:graphic>
-              <a:graphicData uri="http://schemas.openxmlformats.org/drawingml/2006/picture">
-                <pic:pic>
-                  <pic:nvPicPr>
-                    <pic:cNvPr id="0" name="hal_10.png"/>
-                    <pic:cNvPicPr/>
-                  </pic:nvPicPr>
-                  <pic:blipFill>
-                    <a:blip r:embed="rId12"/>
-                    <a:stretch>
-                      <a:fillRect/>
-                    </a:stretch>
-                  </pic:blipFill>
-                  <pic:spPr>
-                    <a:xfrm>
-                      <a:off x="0" y="0"/>
-                      <a:ext cx="4206240" cy="3250276"/>
-                    </a:xfrm>
-                    <a:prstGeom prst="rect"/>
-                  </pic:spPr>
-                </pic:pic>
-              </a:graphicData>
-            </a:graphic>
-          </wp:inline>
-        </w:drawing>
+        <w:t>[hal_10.png — scan asli]</w:t>
       </w:r>
     </w:p>
     <w:p>
@@ -402,65 +338,20 @@
       </w:pPr>
       <w:r>
         <w:rPr>
-          <w:i/>
-          <w:color w:val="666666"/>
-          <w:sz w:val="14"/>
+          <w:color w:val="9E9E9E"/>
+          <w:sz w:val="12"/>
         </w:rPr>
-        <w:t>[Gambar: Hal 10 Asli — Qasam lengkap + tabel taksir 5×13 — 1.1 MB]</w:t>
+        <w:t>Sumber: HALAMAN 10 — FAIDAH MUHRQAH THARIDAH (LANJUTAN) — فَائِدَةٌ مُحْرِقَةٌ طَارِدَةٌ (2) — perbaikan tanda kurung &amp; rajah huruf Hijaiyah asli</w:t>
       </w:r>
     </w:p>
     <w:sectPr>
-      <w:headerReference w:type="default" r:id="rId9"/>
-      <w:footerReference w:type="default" r:id="rId10"/>
-      <w:pgSz w:w="11909" w:h="16834"/>
-      <w:pgMar w:top="792" w:right="936" w:bottom="792" w:left="936" w:header="432" w:footer="432" w:gutter="0"/>
+      <w:pgSz w:w="12240" w:h="15840"/>
+      <w:pgMar w:top="864" w:right="1008" w:bottom="864" w:left="1008" w:header="720" w:footer="720" w:gutter="0"/>
       <w:cols w:space="720"/>
       <w:docGrid w:linePitch="360"/>
     </w:sectPr>
   </w:body>
 </w:document>
-</file>
-
-<file path=word/footer1.xml><?xml version="1.0" encoding="utf-8"?>
-<w:ftr xmlns:m="http://schemas.openxmlformats.org/officeDocument/2006/math" xmlns:mc="http://schemas.openxmlformats.org/markup-compatibility/2006" xmlns:mo="http://schemas.microsoft.com/office/mac/office/2008/main" xmlns:mv="urn:schemas-microsoft-com:mac:vml" xmlns:o="urn:schemas-microsoft-com:office:office" xmlns:r="http://schemas.openxmlformats.org/officeDocument/2006/relationships" xmlns:v="urn:schemas-microsoft-com:vml" xmlns:w10="urn:schemas-microsoft-com:office:word" xmlns:w14="http://schemas.microsoft.com/office/word/2010/wordml" xmlns:w="http://schemas.openxmlformats.org/wordprocessingml/2006/main" xmlns:wne="http://schemas.microsoft.com/office/word/2006/wordml" xmlns:wp14="http://schemas.microsoft.com/office/word/2010/wordprocessingDrawing" xmlns:wp="http://schemas.openxmlformats.org/drawingml/2006/wordprocessingDrawing" xmlns:wpc="http://schemas.microsoft.com/office/word/2010/wordprocessingCanvas" xmlns:wpg="http://schemas.microsoft.com/office/word/2010/wordprocessingGroup" xmlns:wpi="http://schemas.microsoft.com/office/word/2010/wordprocessingInk" xmlns:wps="http://schemas.microsoft.com/office/word/2010/wordprocessingShape" mc:Ignorable="w14 wp14">
-  <w:p>
-    <w:pPr>
-      <w:pStyle w:val="Footer"/>
-      <w:jc w:val="center"/>
-    </w:pPr>
-    <w:r>
-      <w:fldChar w:fldCharType="begin"/>
-      <w:instrText xml:space="preserve"> PAGE </w:instrText>
-      <w:fldChar w:fldCharType="end"/>
-    </w:r>
-    <w:r>
-      <w:rPr>
-        <w:color w:val="757575"/>
-        <w:sz w:val="12"/>
-      </w:rPr>
-      <w:t xml:space="preserve"> — Hal 10 — Ḥanaqāyīl 158 — Qasam 5×</w:t>
-    </w:r>
-  </w:p>
-</w:ftr>
-</file>
-
-<file path=word/header1.xml><?xml version="1.0" encoding="utf-8"?>
-<w:hdr xmlns:m="http://schemas.openxmlformats.org/officeDocument/2006/math" xmlns:mc="http://schemas.openxmlformats.org/markup-compatibility/2006" xmlns:mo="http://schemas.microsoft.com/office/mac/office/2008/main" xmlns:mv="urn:schemas-microsoft-com:mac:vml" xmlns:o="urn:schemas-microsoft-com:office:office" xmlns:r="http://schemas.openxmlformats.org/officeDocument/2006/relationships" xmlns:v="urn:schemas-microsoft-com:vml" xmlns:w10="urn:schemas-microsoft-com:office:word" xmlns:w14="http://schemas.microsoft.com/office/word/2010/wordml" xmlns:w="http://schemas.openxmlformats.org/wordprocessingml/2006/main" xmlns:wne="http://schemas.microsoft.com/office/word/2006/wordml" xmlns:wp14="http://schemas.microsoft.com/office/word/2010/wordprocessingDrawing" xmlns:wp="http://schemas.openxmlformats.org/drawingml/2006/wordprocessingDrawing" xmlns:wpc="http://schemas.microsoft.com/office/word/2010/wordprocessingCanvas" xmlns:wpg="http://schemas.microsoft.com/office/word/2010/wordprocessingGroup" xmlns:wpi="http://schemas.microsoft.com/office/word/2010/wordprocessingInk" xmlns:wps="http://schemas.microsoft.com/office/word/2010/wordprocessingShape" mc:Ignorable="w14 wp14">
-  <w:p>
-    <w:pPr>
-      <w:pStyle w:val="Header"/>
-      <w:jc w:val="center"/>
-    </w:pPr>
-    <w:r>
-      <w:rPr>
-        <w:i/>
-        <w:color w:val="6D4C41"/>
-        <w:sz w:val="13"/>
-      </w:rPr>
-      <w:t>Anwār ash-Shaykh al-Bashīr — HAL 10 FAIDAH MUHRQAH (2) — arab • latin • Terjemahan — Ḥanaqāyīl 158</w:t>
-    </w:r>
-  </w:p>
-</w:hdr>
 </file>
 
 <file path=word/numbering.xml><?xml version="1.0" encoding="utf-8"?>
@@ -826,13 +717,9 @@
     <w:name w:val="Normal"/>
     <w:qFormat/>
     <w:rsid w:val="00FC693F"/>
-    <w:pPr>
-      <w:spacing w:after="60" w:line="259" w:lineRule="auto"/>
-    </w:pPr>
     <w:rPr>
       <w:rFonts w:ascii="Calibri" w:hAnsi="Calibri"/>
-      <w:color w:val="212121"/>
-      <w:sz w:val="18"/>
+      <w:sz w:val="20"/>
     </w:rPr>
   </w:style>
   <w:style w:type="paragraph" w:styleId="Header">
@@ -890,14 +777,14 @@
     <w:pPr>
       <w:keepNext/>
       <w:keepLines/>
-      <w:spacing w:before="100" w:after="40"/>
+      <w:spacing w:before="480" w:after="0"/>
       <w:outlineLvl w:val="0"/>
     </w:pPr>
     <w:rPr>
-      <w:rFonts w:asciiTheme="majorHAnsi" w:eastAsiaTheme="majorEastAsia" w:hAnsiTheme="majorHAnsi" w:cstheme="majorBidi" w:ascii="Calibri" w:hAnsi="Calibri"/>
+      <w:rFonts w:asciiTheme="majorHAnsi" w:eastAsiaTheme="majorEastAsia" w:hAnsiTheme="majorHAnsi" w:cstheme="majorBidi"/>
       <w:b/>
       <w:bCs/>
-      <w:color w:val="1B5E20"/>
+      <w:color w:val="365F91" w:themeColor="accent1" w:themeShade="BF"/>
       <w:sz w:val="28"/>
       <w:szCs w:val="28"/>
     </w:rPr>
@@ -914,15 +801,15 @@
     <w:pPr>
       <w:keepNext/>
       <w:keepLines/>
-      <w:spacing w:before="100" w:after="40"/>
+      <w:spacing w:before="200" w:after="0"/>
       <w:outlineLvl w:val="1"/>
     </w:pPr>
     <w:rPr>
-      <w:rFonts w:asciiTheme="majorHAnsi" w:eastAsiaTheme="majorEastAsia" w:hAnsiTheme="majorHAnsi" w:cstheme="majorBidi" w:ascii="Calibri" w:hAnsi="Calibri"/>
+      <w:rFonts w:asciiTheme="majorHAnsi" w:eastAsiaTheme="majorEastAsia" w:hAnsiTheme="majorHAnsi" w:cstheme="majorBidi"/>
       <w:b/>
       <w:bCs/>
-      <w:color w:val="4E342E"/>
-      <w:sz w:val="20"/>
+      <w:color w:val="4F81BD" w:themeColor="accent1"/>
+      <w:sz w:val="26"/>
       <w:szCs w:val="26"/>
     </w:rPr>
   </w:style>
